--- a/testakten/robotikrecht-roboterflotte-vellbruck-muenchen/38_klageskizze_geschadigter.docx
+++ b/testakten/robotikrecht-roboterflotte-vellbruck-muenchen/38_klageskizze_geschadigter.docx
@@ -37,7 +37,7 @@
         <w:jc w:val="left"/>
       </w:pPr>
       <w:r>
-        <w:t>Dieses Aktenstück betrifft Ansprüche, Beweis, Schaden. Es ist nicht abschließend freigegeben. Die technische Seite spricht in Versionen, Tickets und Parametern; die rechtliche Seite muss daraus Rollen, Zweckbestimmung, Pflichtenkreis und Beweisrisiko bilden.</w:t>
+        <w:t>Diese Skizze antizipiert die zu erwartende Klage des verletzten Lagerarbeiters. Sie dient der Vorbereitung der Verteidigung und der Deckungsabstimmung mit dem Versicherer.</w:t>
       </w:r>
     </w:p>
     <w:p>
@@ -56,13 +56,7 @@
         <w:pStyle w:val="ListBullet"/>
       </w:pPr>
       <w:r>
-        <w:rPr>
-          <w:b/>
-        </w:rPr>
-        <w:t>Ansprüche:</w:t>
-      </w:r>
-      <w:r>
-        <w:t xml:space="preserve"> Die Akte enthält hierzu widersprüchliche Hinweise. Für die rechtliche Bewertung muss geklärt werden, ob die Aussage aus Vertrag, Anleitung, Produktakte, Marketing, Logdaten oder nachträglicher Krisenkommunikation stammt.</w:t>
+        <w:t>Ansprüche: In Betracht kommen Produkthaftung und Produzentenhaftung; der Haftungsausschluss des Betreibervertrags wirkt gegenüber dem Verletzten nicht.</w:t>
       </w:r>
     </w:p>
     <w:p>
@@ -70,13 +64,7 @@
         <w:pStyle w:val="ListBullet"/>
       </w:pPr>
       <w:r>
-        <w:rPr>
-          <w:b/>
-        </w:rPr>
-        <w:t>Beweis:</w:t>
-      </w:r>
-      <w:r>
-        <w:t xml:space="preserve"> Die Akte enthält hierzu widersprüchliche Hinweise. Für die rechtliche Bewertung muss geklärt werden, ob die Aussage aus Vertrag, Anleitung, Produktakte, Marketing, Logdaten oder nachträglicher Krisenkommunikation stammt.</w:t>
+        <w:t>Beweis: Dem Verletzten kommen Beweiserleichterungen zugute, wenn die Produktakte lückenhaft ist; die Loglücke von 08:52 bis 08:58 Uhr wäre ein Ansatzpunkt der Gegenseite.</w:t>
       </w:r>
     </w:p>
     <w:p>
@@ -84,13 +72,7 @@
         <w:pStyle w:val="ListBullet"/>
       </w:pPr>
       <w:r>
-        <w:rPr>
-          <w:b/>
-        </w:rPr>
-        <w:t>Schaden:</w:t>
-      </w:r>
-      <w:r>
-        <w:t xml:space="preserve"> Die Akte enthält hierzu widersprüchliche Hinweise. Für die rechtliche Bewertung muss geklärt werden, ob die Aussage aus Vertrag, Anleitung, Produktakte, Marketing, Logdaten oder nachträglicher Krisenkommunikation stammt.</w:t>
+        <w:t>Schaden: Die Schadenshöhe ist überschaubar, das Präzedenzrisiko für die Flotte hoch; ein früher Vergleich könnte Folgeansprüche und Publizität begrenzen.</w:t>
       </w:r>
     </w:p>
     <w:p>
@@ -109,7 +91,7 @@
         <w:jc w:val="left"/>
       </w:pPr>
       <w:r>
-        <w:t>Die Unterlage ist bewusst nicht glatt: Vertrieb, Technik, Datenschutz, Qualitätssicherung und Geschäftsführung verwenden nicht immer dieselben Produktnamen. Gerade daraus entsteht das juristische Problem, weil Zweckbestimmung, tatsächliche Nutzung, Werbeaussage und Updatepraxis auseinanderlaufen.</w:t>
+        <w:t>Zu erwarten sind Schmerzensgeld und Haushaltsführungsschaden wegen der Knieverletzung mit mehrwöchiger Arbeitsunfähigkeit; wegen des Arbeitsunfalls sind Ansprüche gegen den Arbeitgeber weitgehend durch die Unfallversicherung gesperrt, sodass sich die Klage voraussichtlich gegen Vellbruck als Herstellerin richtet.</w:t>
       </w:r>
     </w:p>
     <w:p>
@@ -117,23 +99,7 @@
         <w:jc w:val="left"/>
       </w:pPr>
       <w:r>
-        <w:t>Für die rechtliche Bewertung müssen die technischen Annahmen jeweils mit der Produktakte abgeglichen werden. Eine Risikobeurteilung, die nur den Laborzustand beschreibt, trägt den Pilotbetrieb im Lager oder im Pflegezimmer nicht automatisch.</w:t>
-      </w:r>
-    </w:p>
-    <w:p>
-      <w:pPr>
-        <w:jc w:val="left"/>
-      </w:pPr>
-      <w:r>
-        <w:t>Die Akte enthält mehrere Spuren, die sich gegenseitig widersprechen: Der Betreiber spricht von einem autonomen Flottensystem, die CE-Unterlage von einem assistierten Transportmittel, die Marketingfolien von lernender Umgebungserkennung und die Bedienungsanleitung von festen Sicherheitszonen.</w:t>
-      </w:r>
-    </w:p>
-    <w:p>
-      <w:pPr>
-        <w:jc w:val="left"/>
-      </w:pPr>
-      <w:r>
-        <w:t>Die Kanzlei soll keine finale technische Konformität bescheinigen, sondern entscheiden, welche Unterlagen fehlen, welche Sofortmaßnahmen nötig sind und welche Aussagen gegenüber Behörde, Kunden, Versicherer und Betroffenen vertretbar sind.</w:t>
+        <w:t>Die Gegenseite wird sich auf das frei zugängliche Admin-Menü, die englischsprachigen Anleitungsteile und die Marketingaussagen zur Autonomie stützen.</w:t>
       </w:r>
     </w:p>
     <w:p>
@@ -152,10 +118,7 @@
         <w:pStyle w:val="Heading3"/>
       </w:pPr>
       <w:r>
-        <w:rPr>
-          <w:rFonts w:ascii="Times New Roman" w:hAnsi="Times New Roman"/>
-        </w:rPr>
-        <w:t>Punkt 1</w:t>
+        <w:t>Ansprüche</w:t>
       </w:r>
     </w:p>
     <w:p>
@@ -163,7 +126,15 @@
         <w:jc w:val="left"/>
       </w:pPr>
       <w:r>
-        <w:t>Im Gespräch mit Leonie Rottkamp, Bertram Kiendl und Jasper Rodenwald wurde deutlich, dass die Produktlinie nicht mit einer einzigen rechtlichen Schublade erfasst werden kann. Die Vellbruck Robotics GmbH liefert Hardware, Steuerungssoftware, Cloudfunktionen, Wartung und gelegentlich eine kundenspezifische Parametrisierung. Beim Betreiber Münchner Feinlogistik GmbH wurden Schutzfelder verändert, ohne dass klar ist, ob dies vom Admin-Panel gedeckt oder nur technisch möglich war. Der Pflegepilot im St.-Ludgerus-Klinikum München-Sendling verschärft die Lage, weil dort Sensorik, vulnerable Personen und medizinische Nähe zusammentreffen.</w:t>
+        <w:t>Für beide Anspruchsgrundlagen werden die Tatbestandsmerkmale gegen den Sachstand gespiegelt; die Skizze wird nach dem Gutachten aktualisiert.</w:t>
+      </w:r>
+    </w:p>
+    <w:p>
+      <w:pPr>
+        <w:pStyle w:val="Heading3"/>
+      </w:pPr>
+      <w:r>
+        <w:t>Beweis</w:t>
       </w:r>
     </w:p>
     <w:p>
@@ -171,7 +142,7 @@
         <w:jc w:val="left"/>
       </w:pPr>
       <w:r>
-        <w:t>Für die anwaltliche Bearbeitung sollte zu diesem Punkt eine Belegspur angelegt werden: Dokument, Version, Datum, Verfasser, technische Quelle, rechtliche Relevanz und offene Rückfrage. Besonders gefährlich sind Formulierungen wie „selbstlernend“, „voll autonom“, „MDR-ready“, „sicher ohne Schutzzaun“ oder „keine personenbezogenen Daten“, wenn die technische Dokumentation das nicht trägt.</w:t>
+        <w:t>Die Aufklärung der Loglücke hat deshalb auch verteidigungsstrategisch Priorität; siehe Prüfauftrag im Sachverständigenbriefing.</w:t>
       </w:r>
     </w:p>
     <w:p>
@@ -179,10 +150,7 @@
         <w:pStyle w:val="Heading3"/>
       </w:pPr>
       <w:r>
-        <w:rPr>
-          <w:rFonts w:ascii="Times New Roman" w:hAnsi="Times New Roman"/>
-        </w:rPr>
-        <w:t>Punkt 2</w:t>
+        <w:t>Schaden</w:t>
       </w:r>
     </w:p>
     <w:p>
@@ -190,150 +158,7 @@
         <w:jc w:val="left"/>
       </w:pPr>
       <w:r>
-        <w:t>Im Gespräch mit Leonie Rottkamp, Bertram Kiendl und Jasper Rodenwald wurde deutlich, dass die Produktlinie nicht mit einer einzigen rechtlichen Schublade erfasst werden kann. Die Vellbruck Robotics GmbH liefert Hardware, Steuerungssoftware, Cloudfunktionen, Wartung und gelegentlich eine kundenspezifische Parametrisierung. Beim Betreiber Münchner Feinlogistik GmbH wurden Schutzfelder verändert, ohne dass klar ist, ob dies vom Admin-Panel gedeckt oder nur technisch möglich war. Der Pflegepilot im St.-Ludgerus-Klinikum München-Sendling verschärft die Lage, weil dort Sensorik, vulnerable Personen und medizinische Nähe zusammentreffen.</w:t>
-      </w:r>
-    </w:p>
-    <w:p>
-      <w:pPr>
-        <w:jc w:val="left"/>
-      </w:pPr>
-      <w:r>
-        <w:t>Für die anwaltliche Bearbeitung sollte zu diesem Punkt eine Belegspur angelegt werden: Dokument, Version, Datum, Verfasser, technische Quelle, rechtliche Relevanz und offene Rückfrage. Besonders gefährlich sind Formulierungen wie „selbstlernend“, „voll autonom“, „MDR-ready“, „sicher ohne Schutzzaun“ oder „keine personenbezogenen Daten“, wenn die technische Dokumentation das nicht trägt.</w:t>
-      </w:r>
-    </w:p>
-    <w:p>
-      <w:pPr>
-        <w:pStyle w:val="Heading3"/>
-      </w:pPr>
-      <w:r>
-        <w:rPr>
-          <w:rFonts w:ascii="Times New Roman" w:hAnsi="Times New Roman"/>
-        </w:rPr>
-        <w:t>Punkt 3</w:t>
-      </w:r>
-    </w:p>
-    <w:p>
-      <w:pPr>
-        <w:jc w:val="left"/>
-      </w:pPr>
-      <w:r>
-        <w:t>Im Gespräch mit Leonie Rottkamp, Bertram Kiendl und Jasper Rodenwald wurde deutlich, dass die Produktlinie nicht mit einer einzigen rechtlichen Schublade erfasst werden kann. Die Vellbruck Robotics GmbH liefert Hardware, Steuerungssoftware, Cloudfunktionen, Wartung und gelegentlich eine kundenspezifische Parametrisierung. Beim Betreiber Münchner Feinlogistik GmbH wurden Schutzfelder verändert, ohne dass klar ist, ob dies vom Admin-Panel gedeckt oder nur technisch möglich war. Der Pflegepilot im St.-Ludgerus-Klinikum München-Sendling verschärft die Lage, weil dort Sensorik, vulnerable Personen und medizinische Nähe zusammentreffen.</w:t>
-      </w:r>
-    </w:p>
-    <w:p>
-      <w:pPr>
-        <w:jc w:val="left"/>
-      </w:pPr>
-      <w:r>
-        <w:t>Für die anwaltliche Bearbeitung sollte zu diesem Punkt eine Belegspur angelegt werden: Dokument, Version, Datum, Verfasser, technische Quelle, rechtliche Relevanz und offene Rückfrage. Besonders gefährlich sind Formulierungen wie „selbstlernend“, „voll autonom“, „MDR-ready“, „sicher ohne Schutzzaun“ oder „keine personenbezogenen Daten“, wenn die technische Dokumentation das nicht trägt.</w:t>
-      </w:r>
-    </w:p>
-    <w:p>
-      <w:pPr>
-        <w:pStyle w:val="Heading3"/>
-      </w:pPr>
-      <w:r>
-        <w:rPr>
-          <w:rFonts w:ascii="Times New Roman" w:hAnsi="Times New Roman"/>
-        </w:rPr>
-        <w:t>Punkt 4</w:t>
-      </w:r>
-    </w:p>
-    <w:p>
-      <w:pPr>
-        <w:jc w:val="left"/>
-      </w:pPr>
-      <w:r>
-        <w:t>Im Gespräch mit Leonie Rottkamp, Bertram Kiendl und Jasper Rodenwald wurde deutlich, dass die Produktlinie nicht mit einer einzigen rechtlichen Schublade erfasst werden kann. Die Vellbruck Robotics GmbH liefert Hardware, Steuerungssoftware, Cloudfunktionen, Wartung und gelegentlich eine kundenspezifische Parametrisierung. Beim Betreiber Münchner Feinlogistik GmbH wurden Schutzfelder verändert, ohne dass klar ist, ob dies vom Admin-Panel gedeckt oder nur technisch möglich war. Der Pflegepilot im St.-Ludgerus-Klinikum München-Sendling verschärft die Lage, weil dort Sensorik, vulnerable Personen und medizinische Nähe zusammentreffen.</w:t>
-      </w:r>
-    </w:p>
-    <w:p>
-      <w:pPr>
-        <w:jc w:val="left"/>
-      </w:pPr>
-      <w:r>
-        <w:t>Für die anwaltliche Bearbeitung sollte zu diesem Punkt eine Belegspur angelegt werden: Dokument, Version, Datum, Verfasser, technische Quelle, rechtliche Relevanz und offene Rückfrage. Besonders gefährlich sind Formulierungen wie „selbstlernend“, „voll autonom“, „MDR-ready“, „sicher ohne Schutzzaun“ oder „keine personenbezogenen Daten“, wenn die technische Dokumentation das nicht trägt.</w:t>
-      </w:r>
-    </w:p>
-    <w:p>
-      <w:pPr>
-        <w:pStyle w:val="Heading3"/>
-      </w:pPr>
-      <w:r>
-        <w:rPr>
-          <w:rFonts w:ascii="Times New Roman" w:hAnsi="Times New Roman"/>
-        </w:rPr>
-        <w:t>Punkt 5</w:t>
-      </w:r>
-    </w:p>
-    <w:p>
-      <w:pPr>
-        <w:jc w:val="left"/>
-      </w:pPr>
-      <w:r>
-        <w:t>Im Gespräch mit Leonie Rottkamp, Bertram Kiendl und Jasper Rodenwald wurde deutlich, dass die Produktlinie nicht mit einer einzigen rechtlichen Schublade erfasst werden kann. Die Vellbruck Robotics GmbH liefert Hardware, Steuerungssoftware, Cloudfunktionen, Wartung und gelegentlich eine kundenspezifische Parametrisierung. Beim Betreiber Münchner Feinlogistik GmbH wurden Schutzfelder verändert, ohne dass klar ist, ob dies vom Admin-Panel gedeckt oder nur technisch möglich war. Der Pflegepilot im St.-Ludgerus-Klinikum München-Sendling verschärft die Lage, weil dort Sensorik, vulnerable Personen und medizinische Nähe zusammentreffen.</w:t>
-      </w:r>
-    </w:p>
-    <w:p>
-      <w:pPr>
-        <w:jc w:val="left"/>
-      </w:pPr>
-      <w:r>
-        <w:t>Für die anwaltliche Bearbeitung sollte zu diesem Punkt eine Belegspur angelegt werden: Dokument, Version, Datum, Verfasser, technische Quelle, rechtliche Relevanz und offene Rückfrage. Besonders gefährlich sind Formulierungen wie „selbstlernend“, „voll autonom“, „MDR-ready“, „sicher ohne Schutzzaun“ oder „keine personenbezogenen Daten“, wenn die technische Dokumentation das nicht trägt.</w:t>
-      </w:r>
-    </w:p>
-    <w:p>
-      <w:pPr>
-        <w:pStyle w:val="Heading3"/>
-      </w:pPr>
-      <w:r>
-        <w:rPr>
-          <w:rFonts w:ascii="Times New Roman" w:hAnsi="Times New Roman"/>
-        </w:rPr>
-        <w:t>Punkt 6</w:t>
-      </w:r>
-    </w:p>
-    <w:p>
-      <w:pPr>
-        <w:jc w:val="left"/>
-      </w:pPr>
-      <w:r>
-        <w:t>Im Gespräch mit Leonie Rottkamp, Bertram Kiendl und Jasper Rodenwald wurde deutlich, dass die Produktlinie nicht mit einer einzigen rechtlichen Schublade erfasst werden kann. Die Vellbruck Robotics GmbH liefert Hardware, Steuerungssoftware, Cloudfunktionen, Wartung und gelegentlich eine kundenspezifische Parametrisierung. Beim Betreiber Münchner Feinlogistik GmbH wurden Schutzfelder verändert, ohne dass klar ist, ob dies vom Admin-Panel gedeckt oder nur technisch möglich war. Der Pflegepilot im St.-Ludgerus-Klinikum München-Sendling verschärft die Lage, weil dort Sensorik, vulnerable Personen und medizinische Nähe zusammentreffen.</w:t>
-      </w:r>
-    </w:p>
-    <w:p>
-      <w:pPr>
-        <w:jc w:val="left"/>
-      </w:pPr>
-      <w:r>
-        <w:t>Für die anwaltliche Bearbeitung sollte zu diesem Punkt eine Belegspur angelegt werden: Dokument, Version, Datum, Verfasser, technische Quelle, rechtliche Relevanz und offene Rückfrage. Besonders gefährlich sind Formulierungen wie „selbstlernend“, „voll autonom“, „MDR-ready“, „sicher ohne Schutzzaun“ oder „keine personenbezogenen Daten“, wenn die technische Dokumentation das nicht trägt.</w:t>
-      </w:r>
-    </w:p>
-    <w:p>
-      <w:pPr>
-        <w:pStyle w:val="Heading3"/>
-      </w:pPr>
-      <w:r>
-        <w:rPr>
-          <w:rFonts w:ascii="Times New Roman" w:hAnsi="Times New Roman"/>
-        </w:rPr>
-        <w:t>Punkt 7</w:t>
-      </w:r>
-    </w:p>
-    <w:p>
-      <w:pPr>
-        <w:jc w:val="left"/>
-      </w:pPr>
-      <w:r>
-        <w:t>Im Gespräch mit Leonie Rottkamp, Bertram Kiendl und Jasper Rodenwald wurde deutlich, dass die Produktlinie nicht mit einer einzigen rechtlichen Schublade erfasst werden kann. Die Vellbruck Robotics GmbH liefert Hardware, Steuerungssoftware, Cloudfunktionen, Wartung und gelegentlich eine kundenspezifische Parametrisierung. Beim Betreiber Münchner Feinlogistik GmbH wurden Schutzfelder verändert, ohne dass klar ist, ob dies vom Admin-Panel gedeckt oder nur technisch möglich war. Der Pflegepilot im St.-Ludgerus-Klinikum München-Sendling verschärft die Lage, weil dort Sensorik, vulnerable Personen und medizinische Nähe zusammentreffen.</w:t>
-      </w:r>
-    </w:p>
-    <w:p>
-      <w:pPr>
-        <w:jc w:val="left"/>
-      </w:pPr>
-      <w:r>
-        <w:t>Für die anwaltliche Bearbeitung sollte zu diesem Punkt eine Belegspur angelegt werden: Dokument, Version, Datum, Verfasser, technische Quelle, rechtliche Relevanz und offene Rückfrage. Besonders gefährlich sind Formulierungen wie „selbstlernend“, „voll autonom“, „MDR-ready“, „sicher ohne Schutzzaun“ oder „keine personenbezogenen Daten“, wenn die technische Dokumentation das nicht trägt.</w:t>
+        <w:t>Eine Vergleichsspanne wird nach dem Zwischenbericht des Gutachters festgelegt; vorher werden keine Zahlungen angeboten.</w:t>
       </w:r>
     </w:p>
     <w:p>
@@ -352,7 +177,7 @@
         <w:pStyle w:val="ListBullet"/>
       </w:pPr>
       <w:r>
-        <w:t>Welche Firmware war am Unfalltag tatsächlich aktiv?</w:t>
+        <w:t>Richtet sich die Klage auch gegen den Betreiber trotz Haftungsprivileg?</w:t>
       </w:r>
     </w:p>
     <w:p>
@@ -360,7 +185,7 @@
         <w:pStyle w:val="ListBullet"/>
       </w:pPr>
       <w:r>
-        <w:t>Welche Zweckbestimmung steht in der final ausgelieferten Anleitung?</w:t>
+        <w:t>Welche Beweiserleichterungen drohen konkret bei lückenhafter Produktakte?</w:t>
       </w:r>
     </w:p>
     <w:p>
@@ -368,23 +193,7 @@
         <w:pStyle w:val="ListBullet"/>
       </w:pPr>
       <w:r>
-        <w:t>Welche Schutzfeldänderungen waren technisch möglich und vertraglich erlaubt?</w:t>
-      </w:r>
-    </w:p>
-    <w:p>
-      <w:pPr>
-        <w:pStyle w:val="ListBullet"/>
-      </w:pPr>
-      <w:r>
-        <w:t>Welche personenbezogenen Daten werden lokal, in der Cloud und in Supporttickets verarbeitet?</w:t>
-      </w:r>
-    </w:p>
-    <w:p>
-      <w:pPr>
-        <w:pStyle w:val="ListBullet"/>
-      </w:pPr>
-      <w:r>
-        <w:t>Welche Aussagen wurden gegenüber Kunden, Behörde und Versicherer bereits gemacht?</w:t>
+        <w:t>Wann ist der richtige Zeitpunkt für Vergleichsgespräche?</w:t>
       </w:r>
     </w:p>
     <w:sectPr>
